--- a/downloads/teacher/05 Materials/Unit 03/Handouts/Handout 03.10 - Listening Checklist and I-Message Frame.docx
+++ b/downloads/teacher/05 Materials/Unit 03/Handouts/Handout 03.10 - Listening Checklist and I-Message Frame.docx
@@ -496,11 +496,17 @@
       <w:r>
         <w:t xml:space="preserve">Two traps:</w:t>
       </w:r>
-      <w:r>
-        <w:t xml:space="preserve"> </w:t>
-      </w:r>
-      <w:r>
-        <w:t xml:space="preserve">- A fake I-message:</w:t>
+    </w:p>
+    <w:p>
+      <w:pPr>
+        <w:numPr>
+          <w:ilvl w:val="0"/>
+          <w:numId w:val="1001"/>
+        </w:numPr>
+        <w:pStyle w:val="Compact"/>
+      </w:pPr>
+      <w:r>
+        <w:t xml:space="preserve">A fake I-message:</w:t>
       </w:r>
       <w:r>
         <w:t xml:space="preserve"> </w:t>
@@ -538,11 +544,17 @@
       <w:r>
         <w:t xml:space="preserve">has to be a feeling.</w:t>
       </w:r>
-      <w:r>
-        <w:t xml:space="preserve"> </w:t>
-      </w:r>
-      <w:r>
-        <w:t xml:space="preserve">- A vague need:</w:t>
+    </w:p>
+    <w:p>
+      <w:pPr>
+        <w:numPr>
+          <w:ilvl w:val="0"/>
+          <w:numId w:val="1001"/>
+        </w:numPr>
+        <w:pStyle w:val="Compact"/>
+      </w:pPr>
+      <w:r>
+        <w:t xml:space="preserve">A vague need:</w:t>
       </w:r>
       <w:r>
         <w:t xml:space="preserve"> </w:t>
@@ -565,7 +577,7 @@
     </w:p>
     <w:p>
       <w:pPr>
-        <w:pStyle w:val="BodyText"/>
+        <w:pStyle w:val="FirstParagraph"/>
       </w:pPr>
       <w:r>
         <w:rPr>
@@ -940,15 +952,15 @@
       <w:r>
         <w:t xml:space="preserve">You-statements (1 to 5 for everyone; 6 to 7 next; 8 to 10 are the stretch):</w:t>
       </w:r>
-      <w:r>
-        <w:t xml:space="preserve"> </w:t>
-      </w:r>
-      <w:r>
-        <w:t xml:space="preserve">1.</w:t>
-      </w:r>
-      <w:r>
-        <w:t xml:space="preserve"> </w:t>
-      </w:r>
+    </w:p>
+    <w:p>
+      <w:pPr>
+        <w:numPr>
+          <w:ilvl w:val="0"/>
+          <w:numId w:val="1002"/>
+        </w:numPr>
+        <w:pStyle w:val="Compact"/>
+      </w:pPr>
       <w:r>
         <w:t xml:space="preserve">“</w:t>
       </w:r>
@@ -958,15 +970,15 @@
       <w:r>
         <w:t xml:space="preserve">”</w:t>
       </w:r>
-      <w:r>
-        <w:t xml:space="preserve"> </w:t>
-      </w:r>
-      <w:r>
-        <w:t xml:space="preserve">2.</w:t>
-      </w:r>
-      <w:r>
-        <w:t xml:space="preserve"> </w:t>
-      </w:r>
+    </w:p>
+    <w:p>
+      <w:pPr>
+        <w:numPr>
+          <w:ilvl w:val="0"/>
+          <w:numId w:val="1002"/>
+        </w:numPr>
+        <w:pStyle w:val="Compact"/>
+      </w:pPr>
       <w:r>
         <w:t xml:space="preserve">“</w:t>
       </w:r>
@@ -976,15 +988,15 @@
       <w:r>
         <w:t xml:space="preserve">”</w:t>
       </w:r>
-      <w:r>
-        <w:t xml:space="preserve"> </w:t>
-      </w:r>
-      <w:r>
-        <w:t xml:space="preserve">3.</w:t>
-      </w:r>
-      <w:r>
-        <w:t xml:space="preserve"> </w:t>
-      </w:r>
+    </w:p>
+    <w:p>
+      <w:pPr>
+        <w:numPr>
+          <w:ilvl w:val="0"/>
+          <w:numId w:val="1002"/>
+        </w:numPr>
+        <w:pStyle w:val="Compact"/>
+      </w:pPr>
       <w:r>
         <w:t xml:space="preserve">“</w:t>
       </w:r>
@@ -994,15 +1006,15 @@
       <w:r>
         <w:t xml:space="preserve">”</w:t>
       </w:r>
-      <w:r>
-        <w:t xml:space="preserve"> </w:t>
-      </w:r>
-      <w:r>
-        <w:t xml:space="preserve">4.</w:t>
-      </w:r>
-      <w:r>
-        <w:t xml:space="preserve"> </w:t>
-      </w:r>
+    </w:p>
+    <w:p>
+      <w:pPr>
+        <w:numPr>
+          <w:ilvl w:val="0"/>
+          <w:numId w:val="1002"/>
+        </w:numPr>
+        <w:pStyle w:val="Compact"/>
+      </w:pPr>
       <w:r>
         <w:t xml:space="preserve">“</w:t>
       </w:r>
@@ -1012,15 +1024,15 @@
       <w:r>
         <w:t xml:space="preserve">”</w:t>
       </w:r>
-      <w:r>
-        <w:t xml:space="preserve"> </w:t>
-      </w:r>
-      <w:r>
-        <w:t xml:space="preserve">5.</w:t>
-      </w:r>
-      <w:r>
-        <w:t xml:space="preserve"> </w:t>
-      </w:r>
+    </w:p>
+    <w:p>
+      <w:pPr>
+        <w:numPr>
+          <w:ilvl w:val="0"/>
+          <w:numId w:val="1002"/>
+        </w:numPr>
+        <w:pStyle w:val="Compact"/>
+      </w:pPr>
       <w:r>
         <w:t xml:space="preserve">“</w:t>
       </w:r>
@@ -1030,15 +1042,15 @@
       <w:r>
         <w:t xml:space="preserve">”</w:t>
       </w:r>
-      <w:r>
-        <w:t xml:space="preserve"> </w:t>
-      </w:r>
-      <w:r>
-        <w:t xml:space="preserve">6.</w:t>
-      </w:r>
-      <w:r>
-        <w:t xml:space="preserve"> </w:t>
-      </w:r>
+    </w:p>
+    <w:p>
+      <w:pPr>
+        <w:numPr>
+          <w:ilvl w:val="0"/>
+          <w:numId w:val="1002"/>
+        </w:numPr>
+        <w:pStyle w:val="Compact"/>
+      </w:pPr>
       <w:r>
         <w:t xml:space="preserve">“</w:t>
       </w:r>
@@ -1048,15 +1060,15 @@
       <w:r>
         <w:t xml:space="preserve">”</w:t>
       </w:r>
-      <w:r>
-        <w:t xml:space="preserve"> </w:t>
-      </w:r>
-      <w:r>
-        <w:t xml:space="preserve">7.</w:t>
-      </w:r>
-      <w:r>
-        <w:t xml:space="preserve"> </w:t>
-      </w:r>
+    </w:p>
+    <w:p>
+      <w:pPr>
+        <w:numPr>
+          <w:ilvl w:val="0"/>
+          <w:numId w:val="1002"/>
+        </w:numPr>
+        <w:pStyle w:val="Compact"/>
+      </w:pPr>
       <w:r>
         <w:t xml:space="preserve">“</w:t>
       </w:r>
@@ -1066,15 +1078,15 @@
       <w:r>
         <w:t xml:space="preserve">”</w:t>
       </w:r>
-      <w:r>
-        <w:t xml:space="preserve"> </w:t>
-      </w:r>
-      <w:r>
-        <w:t xml:space="preserve">8.</w:t>
-      </w:r>
-      <w:r>
-        <w:t xml:space="preserve"> </w:t>
-      </w:r>
+    </w:p>
+    <w:p>
+      <w:pPr>
+        <w:numPr>
+          <w:ilvl w:val="0"/>
+          <w:numId w:val="1002"/>
+        </w:numPr>
+        <w:pStyle w:val="Compact"/>
+      </w:pPr>
       <w:r>
         <w:t xml:space="preserve">“</w:t>
       </w:r>
@@ -1084,15 +1096,15 @@
       <w:r>
         <w:t xml:space="preserve">”</w:t>
       </w:r>
-      <w:r>
-        <w:t xml:space="preserve"> </w:t>
-      </w:r>
-      <w:r>
-        <w:t xml:space="preserve">9.</w:t>
-      </w:r>
-      <w:r>
-        <w:t xml:space="preserve"> </w:t>
-      </w:r>
+    </w:p>
+    <w:p>
+      <w:pPr>
+        <w:numPr>
+          <w:ilvl w:val="0"/>
+          <w:numId w:val="1002"/>
+        </w:numPr>
+        <w:pStyle w:val="Compact"/>
+      </w:pPr>
       <w:r>
         <w:t xml:space="preserve">“</w:t>
       </w:r>
@@ -1102,15 +1114,15 @@
       <w:r>
         <w:t xml:space="preserve">”</w:t>
       </w:r>
-      <w:r>
-        <w:t xml:space="preserve"> </w:t>
-      </w:r>
-      <w:r>
-        <w:t xml:space="preserve">10.</w:t>
-      </w:r>
-      <w:r>
-        <w:t xml:space="preserve"> </w:t>
-      </w:r>
+    </w:p>
+    <w:p>
+      <w:pPr>
+        <w:numPr>
+          <w:ilvl w:val="0"/>
+          <w:numId w:val="1002"/>
+        </w:numPr>
+        <w:pStyle w:val="Compact"/>
+      </w:pPr>
       <w:r>
         <w:t xml:space="preserve">“</w:t>
       </w:r>
@@ -1123,7 +1135,7 @@
     </w:p>
     <w:p>
       <w:pPr>
-        <w:pStyle w:val="BodyText"/>
+        <w:pStyle w:val="FirstParagraph"/>
       </w:pPr>
       <w:r>
         <w:rPr>
@@ -1248,7 +1260,7 @@
       <w:pPr>
         <w:numPr>
           <w:ilvl w:val="0"/>
-          <w:numId w:val="1001"/>
+          <w:numId w:val="1003"/>
         </w:numPr>
         <w:pStyle w:val="Compact"/>
       </w:pPr>
@@ -1260,7 +1272,7 @@
       <w:pPr>
         <w:numPr>
           <w:ilvl w:val="0"/>
-          <w:numId w:val="1001"/>
+          <w:numId w:val="1003"/>
         </w:numPr>
         <w:pStyle w:val="Compact"/>
       </w:pPr>
@@ -1284,7 +1296,7 @@
       <w:pPr>
         <w:numPr>
           <w:ilvl w:val="0"/>
-          <w:numId w:val="1001"/>
+          <w:numId w:val="1003"/>
         </w:numPr>
         <w:pStyle w:val="Compact"/>
       </w:pPr>
@@ -1419,7 +1431,7 @@
       <w:pPr>
         <w:numPr>
           <w:ilvl w:val="0"/>
-          <w:numId w:val="1001"/>
+          <w:numId w:val="1003"/>
         </w:numPr>
         <w:pStyle w:val="Compact"/>
       </w:pPr>
@@ -1479,7 +1491,7 @@
       <w:pPr>
         <w:numPr>
           <w:ilvl w:val="0"/>
-          <w:numId w:val="1001"/>
+          <w:numId w:val="1003"/>
         </w:numPr>
         <w:pStyle w:val="Compact"/>
       </w:pPr>
@@ -1790,10 +1802,155 @@
       </w:pPr>
     </w:lvl>
   </w:abstractNum>
+  <w:abstractNum w:abstractNumId="99411">
+    <w:nsid w:val="71315dca"/>
+    <w:multiLevelType w:val="multilevel"/>
+    <w:lvl w:ilvl="0">
+      <w:start w:val="1"/>
+      <w:numFmt w:val="decimal"/>
+      <w:lvlText w:val="%1."/>
+      <w:lvlJc w:val="left"/>
+      <w:pPr>
+        <w:tabs>
+          <w:tab w:val="num" w:pos="0"/>
+        </w:tabs>
+        <w:ind w:left="480" w:hanging="480"/>
+      </w:pPr>
+    </w:lvl>
+    <w:lvl w:ilvl="1">
+      <w:start w:val="1"/>
+      <w:numFmt w:val="decimal"/>
+      <w:lvlText w:val="%2."/>
+      <w:lvlJc w:val="left"/>
+      <w:pPr>
+        <w:tabs>
+          <w:tab w:val="num" w:pos="720"/>
+        </w:tabs>
+        <w:ind w:left="1200" w:hanging="480"/>
+      </w:pPr>
+    </w:lvl>
+    <w:lvl w:ilvl="2">
+      <w:start w:val="1"/>
+      <w:numFmt w:val="decimal"/>
+      <w:lvlText w:val="%3."/>
+      <w:lvlJc w:val="left"/>
+      <w:pPr>
+        <w:tabs>
+          <w:tab w:val="num" w:pos="1440"/>
+        </w:tabs>
+        <w:ind w:left="1920" w:hanging="480"/>
+      </w:pPr>
+    </w:lvl>
+    <w:lvl w:ilvl="3">
+      <w:start w:val="1"/>
+      <w:numFmt w:val="decimal"/>
+      <w:lvlText w:val="%4."/>
+      <w:lvlJc w:val="left"/>
+      <w:pPr>
+        <w:tabs>
+          <w:tab w:val="num" w:pos="2160"/>
+        </w:tabs>
+        <w:ind w:left="2640" w:hanging="480"/>
+      </w:pPr>
+    </w:lvl>
+    <w:lvl w:ilvl="4">
+      <w:start w:val="1"/>
+      <w:numFmt w:val="decimal"/>
+      <w:lvlText w:val="%5."/>
+      <w:lvlJc w:val="left"/>
+      <w:pPr>
+        <w:tabs>
+          <w:tab w:val="num" w:pos="2880"/>
+        </w:tabs>
+        <w:ind w:left="3360" w:hanging="480"/>
+      </w:pPr>
+    </w:lvl>
+    <w:lvl w:ilvl="5">
+      <w:start w:val="1"/>
+      <w:numFmt w:val="decimal"/>
+      <w:lvlText w:val="%6."/>
+      <w:lvlJc w:val="left"/>
+      <w:pPr>
+        <w:tabs>
+          <w:tab w:val="num" w:pos="3600"/>
+        </w:tabs>
+        <w:ind w:left="4080" w:hanging="480"/>
+      </w:pPr>
+    </w:lvl>
+    <w:lvl w:ilvl="6">
+      <w:start w:val="1"/>
+      <w:numFmt w:val="decimal"/>
+      <w:lvlText w:val="%7."/>
+      <w:lvlJc w:val="left"/>
+      <w:pPr>
+        <w:tabs>
+          <w:tab w:val="num" w:pos="4320"/>
+        </w:tabs>
+        <w:ind w:left="4800" w:hanging="480"/>
+      </w:pPr>
+    </w:lvl>
+    <w:lvl w:ilvl="7">
+      <w:start w:val="1"/>
+      <w:numFmt w:val="decimal"/>
+      <w:lvlText w:val="%8."/>
+      <w:lvlJc w:val="left"/>
+      <w:pPr>
+        <w:tabs>
+          <w:tab w:val="num" w:pos="5040"/>
+        </w:tabs>
+        <w:ind w:left="5520" w:hanging="480"/>
+      </w:pPr>
+    </w:lvl>
+    <w:lvl w:ilvl="8">
+      <w:start w:val="1"/>
+      <w:numFmt w:val="decimal"/>
+      <w:lvlText w:val="%9."/>
+      <w:lvlJc w:val="left"/>
+      <w:pPr>
+        <w:tabs>
+          <w:tab w:val="num" w:pos="5760"/>
+        </w:tabs>
+        <w:ind w:left="6240" w:hanging="480"/>
+      </w:pPr>
+    </w:lvl>
+  </w:abstractNum>
   <w:num w:numId="1000">
     <w:abstractNumId w:val="990"/>
   </w:num>
   <w:num w:numId="1001">
+    <w:abstractNumId w:val="991"/>
+  </w:num>
+  <w:num w:numId="1002">
+    <w:abstractNumId w:val="99411"/>
+    <w:lvlOverride w:ilvl="0">
+      <w:startOverride w:val="1"/>
+    </w:lvlOverride>
+    <w:lvlOverride w:ilvl="1">
+      <w:startOverride w:val="1"/>
+    </w:lvlOverride>
+    <w:lvlOverride w:ilvl="2">
+      <w:startOverride w:val="1"/>
+    </w:lvlOverride>
+    <w:lvlOverride w:ilvl="3">
+      <w:startOverride w:val="1"/>
+    </w:lvlOverride>
+    <w:lvlOverride w:ilvl="4">
+      <w:startOverride w:val="1"/>
+    </w:lvlOverride>
+    <w:lvlOverride w:ilvl="5">
+      <w:startOverride w:val="1"/>
+    </w:lvlOverride>
+    <w:lvlOverride w:ilvl="6">
+      <w:startOverride w:val="1"/>
+    </w:lvlOverride>
+    <w:lvlOverride w:ilvl="7">
+      <w:startOverride w:val="1"/>
+    </w:lvlOverride>
+    <w:lvlOverride w:ilvl="8">
+      <w:startOverride w:val="1"/>
+    </w:lvlOverride>
+  </w:num>
+  <w:num w:numId="1003">
     <w:abstractNumId w:val="991"/>
   </w:num>
 </w:numbering>

--- a/downloads/teacher/05 Materials/Unit 03/Handouts/Handout 03.10 - Listening Checklist and I-Message Frame.docx
+++ b/downloads/teacher/05 Materials/Unit 03/Handouts/Handout 03.10 - Listening Checklist and I-Message Frame.docx
@@ -654,17 +654,6 @@
         <w:t xml:space="preserve">Sentence frame in other languages</w:t>
       </w:r>
       <w:bookmarkEnd w:id="25"/>
-    </w:p>
-    <w:p>
-      <w:pPr>
-        <w:pStyle w:val="FirstParagraph"/>
-      </w:pPr>
-      <w:r>
-        <w:rPr>
-          <w:rStyle w:val="TeacherNote"/>
-        </w:rPr>
-        <w:t xml:space="preserve">[Check with a native speaker before printing.]</w:t>
-      </w:r>
     </w:p>
     <w:tbl>
       <w:tblPr>
